--- a/word_reports/LP_0160_위치_304_Glen Campbell_Twenty Gold.docx
+++ b/word_reports/LP_0160_위치_304_Glen Campbell_Twenty Gold.docx
@@ -4,7 +4,7 @@
   <w:body>
     <w:p>
       <w:pPr>
-        <w:spacing w:after="280"/>
+        <w:spacing w:after="80"/>
       </w:pPr>
       <w:r>
         <w:rPr w:rFonts="맑은 고딕">
@@ -13,94 +13,47 @@
           <w:color w:val="1E3A8A"/>
           <w:sz w:val="30"/>
         </w:rPr>
-        <w:t>[304] Glen Campbell - Twenty Golden Greats</w:t>
+        <w:t>Glen Campbell (글렌 캠벨) - Twenty Golden Greats</w:t>
       </w:r>
     </w:p>
     <w:p>
       <w:pPr>
-        <w:spacing w:after="320"/>
+        <w:spacing w:after="240"/>
       </w:pPr>
       <w:r>
         <w:rPr w:rFonts="맑은 고딕">
           <w:rFonts w:ascii="맑은 고딕" w:hAnsi="맑은 고딕" w:eastAsia="맑은 고딕"/>
           <w:b/>
-          <w:sz w:val="20"/>
+          <w:color w:val="4B5563"/>
+          <w:sz w:val="22"/>
         </w:rPr>
-        <w:t>■ 위치 : 304</w:t>
-        <w:br/>
-      </w:r>
-      <w:r>
-        <w:rPr w:rFonts="맑은 고딕">
-          <w:rFonts w:ascii="맑은 고딕" w:hAnsi="맑은 고딕" w:eastAsia="맑은 고딕"/>
-          <w:b/>
-          <w:sz w:val="20"/>
-        </w:rPr>
-        <w:t>■ 아티스트 : Glen Campbell</w:t>
-        <w:br/>
-      </w:r>
-      <w:r>
-        <w:rPr w:rFonts="맑은 고딕">
-          <w:rFonts w:ascii="맑은 고딕" w:hAnsi="맑은 고딕" w:eastAsia="맑은 고딕"/>
-          <w:b/>
-          <w:sz w:val="20"/>
-        </w:rPr>
-        <w:t>■ 앨범명 : Twenty Golden Greats</w:t>
-        <w:br/>
-      </w:r>
-      <w:r>
-        <w:rPr w:rFonts="맑은 고딕">
-          <w:rFonts w:ascii="맑은 고딕" w:hAnsi="맑은 고딕" w:eastAsia="맑은 고딕"/>
-          <w:b w:val="0"/>
-          <w:sz w:val="20"/>
-        </w:rPr>
-        <w:t>■ 음반 레이블 : Capitol Records</w:t>
-        <w:br/>
-      </w:r>
-      <w:r>
-        <w:rPr w:rFonts="맑은 고딕">
-          <w:rFonts w:ascii="맑은 고딕" w:hAnsi="맑은 고딕" w:eastAsia="맑은 고딕"/>
-          <w:b w:val="0"/>
-          <w:sz w:val="20"/>
-        </w:rPr>
-        <w:t>■ 발매년도 : 1978</w:t>
-        <w:br/>
-      </w:r>
-      <w:r>
-        <w:rPr w:rFonts="맑은 고딕">
-          <w:rFonts w:ascii="맑은 고딕" w:hAnsi="맑은 고딕" w:eastAsia="맑은 고딕"/>
-          <w:b w:val="0"/>
-          <w:sz w:val="20"/>
-        </w:rPr>
-        <w:t>■ 장르 : 컨트리 팝, 이지 리스닝, 포크 팝</w:t>
-        <w:br/>
-      </w:r>
-      <w:r>
-        <w:rPr w:rFonts="맑은 고딕">
-          <w:rFonts w:ascii="맑은 고딕" w:hAnsi="맑은 고딕" w:eastAsia="맑은 고딕"/>
-          <w:b w:val="0"/>
-          <w:sz w:val="20"/>
-        </w:rPr>
-        <w:t>■ 주요 수록곡 : Rhinestone Cowboy, Wichita Lineman, By the Time I Get to Phoenix, Galveston, Gentle on My Mind, Southern Nights</w:t>
-        <w:br/>
+        <w:t>위치 :  304</w:t>
       </w:r>
     </w:p>
     <w:p>
       <w:pPr>
-        <w:spacing w:after="160"/>
+        <w:spacing w:line="324" w:lineRule="auto" w:before="80" w:after="160"/>
       </w:pPr>
       <w:r>
         <w:rPr w:rFonts="맑은 고딕">
           <w:rFonts w:ascii="맑은 고딕" w:hAnsi="맑은 고딕" w:eastAsia="맑은 고딕"/>
           <w:b/>
           <w:color w:val="1F2937"/>
-          <w:sz w:val="24"/>
+          <w:sz w:val="22"/>
         </w:rPr>
-        <w:t>■ 음반 해설 및 감상 가이드</w:t>
+        <w:t xml:space="preserve">[음반 소개] </w:t>
+      </w:r>
+      <w:r>
+        <w:rPr w:rFonts="맑은 고딕">
+          <w:rFonts w:ascii="맑은 고딕" w:hAnsi="맑은 고딕" w:eastAsia="맑은 고딕"/>
+          <w:b w:val="0"/>
+          <w:sz w:val="21"/>
+        </w:rPr>
       </w:r>
     </w:p>
     <w:p>
       <w:pPr>
-        <w:spacing w:line="312" w:lineRule="auto" w:after="120"/>
+        <w:spacing w:line="324" w:lineRule="auto" w:after="120"/>
       </w:pPr>
       <w:r>
         <w:rPr w:rFonts="맑은 고딕">
@@ -108,38 +61,516 @@
           <w:b w:val="0"/>
           <w:sz w:val="21"/>
         </w:rPr>
-        <w:t>1970년대 미국 대중음악의 황금기를 이끈 전설적인 아티스트 글렌 캠벨(Glen Campbell)의 대표작을 집대성한 명반입니다. 1978년에 발매된 이 앨범은 그가 캐피톨 레코드(Capitol Records) 시절에 남긴 가장 빛나는 히트곡 20곡을 엄선하여 수록하고 있습니다. 발매 당시 영국 앨범 차트 1위를 차지하며 그의 글로벌한 인기와 상업적·음악적 성가를 입증했으며, 순수 컨트리 음악의 틀을 넘어 팝 음악계 전반에 깊은 족적을 남긴 클래식 컴필레이션 음반으로 손꼽힙니다.</w:t>
+        <w:t>글렌 캠벨의 찬란했던 음악 여정을 한 장의 바이닐에 오롯이 담아낸 이 앨범은, 컨트리와 팝의 경계를 허물며 20세기 대중음악사에 굵직한 궤적을 남긴 위대한 마스터피스입니다. 전설적인 세션 밴드 '더 레킹 크루(The Wrecking Crew)' 출신다운 정교하고 유려한 기타 터치와 티 없이 맑고 기품 넘치는 벨벳 보이스는 듣는 이의 마음 깊은 곳을 서정으로 물들입니다. 작곡가 지미 웹(Jimmy Webb)과의 운명적인 호흡을 통해 빚어낸 웅장하면서도 쓸쓸한 멜로디는 세월이 흘러도 변치 않는 클래식의 품격을 증명합니다. 아날로그 그루브 속에서 아련하게 피어오르는 그의 목소리는 시대를 초월하여 오늘날의 메마른 감성을 따스하게 위로해 줍니다.</w:t>
       </w:r>
     </w:p>
     <w:p>
       <w:pPr>
-        <w:spacing w:line="312" w:lineRule="auto" w:after="120"/>
+        <w:spacing w:line="324" w:lineRule="auto" w:before="200" w:after="80"/>
       </w:pPr>
+      <w:r>
+        <w:rPr w:rFonts="맑은 고딕">
+          <w:rFonts w:ascii="맑은 고딕" w:hAnsi="맑은 고딕" w:eastAsia="맑은 고딕"/>
+          <w:b/>
+          <w:color w:val="1E3A8A"/>
+          <w:sz w:val="24"/>
+        </w:rPr>
+        <w:t>1. 음반 데이터</w:t>
+      </w:r>
+    </w:p>
+    <w:p>
+      <w:pPr>
+        <w:spacing w:line="324" w:lineRule="auto" w:after="80"/>
+      </w:pPr>
+      <w:r>
+        <w:rPr w:rFonts="맑은 고딕">
+          <w:rFonts w:ascii="맑은 고딕" w:hAnsi="맑은 고딕" w:eastAsia="맑은 고딕"/>
+          <w:b w:val="0"/>
+          <w:color w:val="6B7280"/>
+          <w:sz w:val="21"/>
+        </w:rPr>
+        <w:t xml:space="preserve">· </w:t>
+      </w:r>
+      <w:r>
+        <w:rPr w:rFonts="맑은 고딕">
+          <w:rFonts w:ascii="맑은 고딕" w:hAnsi="맑은 고딕" w:eastAsia="맑은 고딕"/>
+          <w:b/>
+          <w:color w:val="1F2937"/>
+          <w:sz w:val="21"/>
+        </w:rPr>
+        <w:t xml:space="preserve">앨범명: </w:t>
+      </w:r>
       <w:r>
         <w:rPr w:rFonts="맑은 고딕">
           <w:rFonts w:ascii="맑은 고딕" w:hAnsi="맑은 고딕" w:eastAsia="맑은 고딕"/>
           <w:b w:val="0"/>
           <w:sz w:val="21"/>
         </w:rPr>
-        <w:t>글렌 캠벨의 음악적 본질은 감미로우면서도 힘 있는 보컬과 '렉킹 크루(The Wrecking Crew)' 출신다운 정교한 기타 연주 실력의 완벽한 조화에 있습니다. 특히 천재 작곡가 지미 웹(Jimmy Webb)과의 운명적인 협업으로 탄생한 "Wichita Lineman", "By the Time I Get to Phoenix", "Galveston" 등은 서정적인 시적 가사와 글렌 캠벨의 감성적인 음성이 어우러져 한 편의 영화 같은 서사를 만들어냅니다. 또한, 그의 상징적인 히트곡 "Rhinestone Cowboy"와 신나는 리듬이 돋보이는 "Southern Nights"는 팝과 컨트리의 경계를 자유롭게 넘나드는 그의 탁월한 음악적 스펙트럼을 잘 보여줍니다.</w:t>
+        <w:t>Twenty Golden Greats</w:t>
       </w:r>
     </w:p>
     <w:p>
       <w:pPr>
-        <w:spacing w:line="312" w:lineRule="auto" w:after="120"/>
+        <w:spacing w:line="324" w:lineRule="auto" w:after="80"/>
       </w:pPr>
+      <w:r>
+        <w:rPr w:rFonts="맑은 고딕">
+          <w:rFonts w:ascii="맑은 고딕" w:hAnsi="맑은 고딕" w:eastAsia="맑은 고딕"/>
+          <w:b w:val="0"/>
+          <w:color w:val="6B7280"/>
+          <w:sz w:val="21"/>
+        </w:rPr>
+        <w:t xml:space="preserve">· </w:t>
+      </w:r>
+      <w:r>
+        <w:rPr w:rFonts="맑은 고딕">
+          <w:rFonts w:ascii="맑은 고딕" w:hAnsi="맑은 고딕" w:eastAsia="맑은 고딕"/>
+          <w:b/>
+          <w:color w:val="1F2937"/>
+          <w:sz w:val="21"/>
+        </w:rPr>
+        <w:t xml:space="preserve">아티스트: </w:t>
+      </w:r>
       <w:r>
         <w:rPr w:rFonts="맑은 고딕">
           <w:rFonts w:ascii="맑은 고딕" w:hAnsi="맑은 고딕" w:eastAsia="맑은 고딕"/>
           <w:b w:val="0"/>
           <w:sz w:val="21"/>
         </w:rPr>
-        <w:t>LP 음반으로서 이 앨범이 지닌 가치는 1960~70년대 캐피톨 사운드 특유의 풍부한 오케스트레이션과 따뜻한 아날로그 질감이 완벽히 보존되어 있다는 점에 있습니다. 풍부하게 얹어지는 스트링 편곡과 글렌 캠벨의 맑고 울림이 깊은 음성은 LP의 회전판을 통해 재생될 때 그 입체감과 감동이 배가됩니다. 시대를 초월하여 사랑받는 선율과 클래식한 품격을 지닌 이 음반은, 일상의 정적 속에서 깊은 위로와 아날로그적 낭만을 선사할 최상의 선택이 될 것입니다.</w:t>
+        <w:t>Glen Campbell (글렌 캠벨)</w:t>
+      </w:r>
+    </w:p>
+    <w:p>
+      <w:pPr>
+        <w:spacing w:line="324" w:lineRule="auto" w:after="80"/>
+      </w:pPr>
+      <w:r>
+        <w:rPr w:rFonts="맑은 고딕">
+          <w:rFonts w:ascii="맑은 고딕" w:hAnsi="맑은 고딕" w:eastAsia="맑은 고딕"/>
+          <w:b w:val="0"/>
+          <w:color w:val="6B7280"/>
+          <w:sz w:val="21"/>
+        </w:rPr>
+        <w:t xml:space="preserve">· </w:t>
+      </w:r>
+      <w:r>
+        <w:rPr w:rFonts="맑은 고딕">
+          <w:rFonts w:ascii="맑은 고딕" w:hAnsi="맑은 고딕" w:eastAsia="맑은 고딕"/>
+          <w:b/>
+          <w:color w:val="1F2937"/>
+          <w:sz w:val="21"/>
+        </w:rPr>
+        <w:t xml:space="preserve">발매 정보: </w:t>
+      </w:r>
+      <w:r>
+        <w:rPr w:rFonts="맑은 고딕">
+          <w:rFonts w:ascii="맑은 고딕" w:hAnsi="맑은 고딕" w:eastAsia="맑은 고딕"/>
+          <w:b w:val="0"/>
+          <w:sz w:val="21"/>
+        </w:rPr>
+        <w:t>1976년 세계적인 음반사 캐피톨 레코드(Capitol Records)와 EMI를 통해 발매된 베스트 앨범으로, 1960년대 후반부터 1970년대 중반까지 글렌 캠벨이 남긴 눈부신 음악적 황금기의 대표 명곡들을 집대성하여 선보인 역사적인 명반입니다.</w:t>
+      </w:r>
+    </w:p>
+    <w:p>
+      <w:pPr>
+        <w:spacing w:line="324" w:lineRule="auto" w:after="80"/>
+      </w:pPr>
+      <w:r>
+        <w:rPr w:rFonts="맑은 고딕">
+          <w:rFonts w:ascii="맑은 고딕" w:hAnsi="맑은 고딕" w:eastAsia="맑은 고딕"/>
+          <w:b w:val="0"/>
+          <w:color w:val="6B7280"/>
+          <w:sz w:val="21"/>
+        </w:rPr>
+        <w:t xml:space="preserve">· </w:t>
+      </w:r>
+      <w:r>
+        <w:rPr w:rFonts="맑은 고딕">
+          <w:rFonts w:ascii="맑은 고딕" w:hAnsi="맑은 고딕" w:eastAsia="맑은 고딕"/>
+          <w:b/>
+          <w:color w:val="1F2937"/>
+          <w:sz w:val="21"/>
+        </w:rPr>
+        <w:t xml:space="preserve">LP 인기도(판매량): </w:t>
+      </w:r>
+      <w:r>
+        <w:rPr w:rFonts="맑은 고딕">
+          <w:rFonts w:ascii="맑은 고딕" w:hAnsi="맑은 고딕" w:eastAsia="맑은 고딕"/>
+          <w:b w:val="0"/>
+          <w:sz w:val="21"/>
+        </w:rPr>
+        <w:t>발매와 동시에 폭발적인 사랑을 받으며 영국 앨범 차트(UK Albums Chart) 1위에 올라 무려 6주간 정상을 지켰으며, 30만 장 이상의 판매고로 플래티넘 인증을 획득하는 등 유럽과 영연방 전역에서 기록적인 상업적 성공을 거두었습니다.</w:t>
+      </w:r>
+    </w:p>
+    <w:p>
+      <w:pPr>
+        <w:spacing w:line="324" w:lineRule="auto" w:after="80"/>
+      </w:pPr>
+      <w:r>
+        <w:rPr w:rFonts="맑은 고딕">
+          <w:rFonts w:ascii="맑은 고딕" w:hAnsi="맑은 고딕" w:eastAsia="맑은 고딕"/>
+          <w:b w:val="0"/>
+          <w:color w:val="6B7280"/>
+          <w:sz w:val="21"/>
+        </w:rPr>
+        <w:t xml:space="preserve">· </w:t>
+      </w:r>
+      <w:r>
+        <w:rPr w:rFonts="맑은 고딕">
+          <w:rFonts w:ascii="맑은 고딕" w:hAnsi="맑은 고딕" w:eastAsia="맑은 고딕"/>
+          <w:b/>
+          <w:color w:val="1F2937"/>
+          <w:sz w:val="21"/>
+        </w:rPr>
+        <w:t xml:space="preserve">각종 수상경력: </w:t>
+      </w:r>
+      <w:r>
+        <w:rPr w:rFonts="맑은 고딕">
+          <w:rFonts w:ascii="맑은 고딕" w:hAnsi="맑은 고딕" w:eastAsia="맑은 고딕"/>
+          <w:b w:val="0"/>
+          <w:sz w:val="21"/>
+        </w:rPr>
+        <w:t>수록곡들을 바탕으로 글렌 캠벨은 생애 통산 10회의 그래미 어워드(Grammy Awards)를 수상 및 노미네이트되었으며, 훗날 컨트리 음악 명예의 전당(Country Music Hall of Fame) 헌액과 그래미 평생공로상 수상으로 이어지는 드높은 음악적 권위를 이 앨범을 통해 확인할 수 있습니다.</w:t>
+      </w:r>
+    </w:p>
+    <w:p>
+      <w:pPr>
+        <w:spacing w:line="324" w:lineRule="auto" w:before="200" w:after="80"/>
+      </w:pPr>
+      <w:r>
+        <w:rPr w:rFonts="맑은 고딕">
+          <w:rFonts w:ascii="맑은 고딕" w:hAnsi="맑은 고딕" w:eastAsia="맑은 고딕"/>
+          <w:b/>
+          <w:color w:val="1E3A8A"/>
+          <w:sz w:val="24"/>
+        </w:rPr>
+        <w:t>2. 아티스트 정보</w:t>
+      </w:r>
+    </w:p>
+    <w:p>
+      <w:pPr>
+        <w:spacing w:line="324" w:lineRule="auto" w:after="80"/>
+      </w:pPr>
+      <w:r>
+        <w:rPr w:rFonts="맑은 고딕">
+          <w:rFonts w:ascii="맑은 고딕" w:hAnsi="맑은 고딕" w:eastAsia="맑은 고딕"/>
+          <w:b w:val="0"/>
+          <w:color w:val="6B7280"/>
+          <w:sz w:val="21"/>
+        </w:rPr>
+        <w:t xml:space="preserve">· </w:t>
+      </w:r>
+      <w:r>
+        <w:rPr w:rFonts="맑은 고딕">
+          <w:rFonts w:ascii="맑은 고딕" w:hAnsi="맑은 고딕" w:eastAsia="맑은 고딕"/>
+          <w:b/>
+          <w:color w:val="1F2937"/>
+          <w:sz w:val="21"/>
+        </w:rPr>
+        <w:t xml:space="preserve">국적: </w:t>
+      </w:r>
+      <w:r>
+        <w:rPr w:rFonts="맑은 고딕">
+          <w:rFonts w:ascii="맑은 고딕" w:hAnsi="맑은 고딕" w:eastAsia="맑은 고딕"/>
+          <w:b w:val="0"/>
+          <w:sz w:val="21"/>
+        </w:rPr>
+        <w:t>미국 (USA)</w:t>
+      </w:r>
+    </w:p>
+    <w:p>
+      <w:pPr>
+        <w:spacing w:line="324" w:lineRule="auto" w:after="80"/>
+      </w:pPr>
+      <w:r>
+        <w:rPr w:rFonts="맑은 고딕">
+          <w:rFonts w:ascii="맑은 고딕" w:hAnsi="맑은 고딕" w:eastAsia="맑은 고딕"/>
+          <w:b w:val="0"/>
+          <w:color w:val="6B7280"/>
+          <w:sz w:val="21"/>
+        </w:rPr>
+        <w:t xml:space="preserve">· </w:t>
+      </w:r>
+      <w:r>
+        <w:rPr w:rFonts="맑은 고딕">
+          <w:rFonts w:ascii="맑은 고딕" w:hAnsi="맑은 고딕" w:eastAsia="맑은 고딕"/>
+          <w:b/>
+          <w:color w:val="1F2937"/>
+          <w:sz w:val="21"/>
+        </w:rPr>
+        <w:t xml:space="preserve">생몰년도: </w:t>
+      </w:r>
+      <w:r>
+        <w:rPr w:rFonts="맑은 고딕">
+          <w:rFonts w:ascii="맑은 고딕" w:hAnsi="맑은 고딕" w:eastAsia="맑은 고딕"/>
+          <w:b w:val="0"/>
+          <w:sz w:val="21"/>
+        </w:rPr>
+        <w:t>1936년 4월 22일 ~ 2017년 8월 8일</w:t>
+      </w:r>
+    </w:p>
+    <w:p>
+      <w:pPr>
+        <w:spacing w:line="324" w:lineRule="auto" w:after="80"/>
+      </w:pPr>
+      <w:r>
+        <w:rPr w:rFonts="맑은 고딕">
+          <w:rFonts w:ascii="맑은 고딕" w:hAnsi="맑은 고딕" w:eastAsia="맑은 고딕"/>
+          <w:b w:val="0"/>
+          <w:color w:val="6B7280"/>
+          <w:sz w:val="21"/>
+        </w:rPr>
+        <w:t xml:space="preserve">· </w:t>
+      </w:r>
+      <w:r>
+        <w:rPr w:rFonts="맑은 고딕">
+          <w:rFonts w:ascii="맑은 고딕" w:hAnsi="맑은 고딕" w:eastAsia="맑은 고딕"/>
+          <w:b/>
+          <w:color w:val="1F2937"/>
+          <w:sz w:val="21"/>
+        </w:rPr>
+        <w:t xml:space="preserve">그룹 소속: </w:t>
+      </w:r>
+      <w:r>
+        <w:rPr w:rFonts="맑은 고딕">
+          <w:rFonts w:ascii="맑은 고딕" w:hAnsi="맑은 고딕" w:eastAsia="맑은 고딕"/>
+          <w:b w:val="0"/>
+          <w:sz w:val="21"/>
+        </w:rPr>
+        <w:t>솔로 (전설적인 스튜디오 세션 그룹 'The Wrecking Crew' 멤버 및 'The Beach Boys' 투어 멤버로도 활약)</w:t>
+      </w:r>
+    </w:p>
+    <w:p>
+      <w:pPr>
+        <w:spacing w:line="324" w:lineRule="auto" w:after="80"/>
+      </w:pPr>
+      <w:r>
+        <w:rPr w:rFonts="맑은 고딕">
+          <w:rFonts w:ascii="맑은 고딕" w:hAnsi="맑은 고딕" w:eastAsia="맑은 고딕"/>
+          <w:b w:val="0"/>
+          <w:color w:val="6B7280"/>
+          <w:sz w:val="21"/>
+        </w:rPr>
+        <w:t xml:space="preserve">· </w:t>
+      </w:r>
+      <w:r>
+        <w:rPr w:rFonts="맑은 고딕">
+          <w:rFonts w:ascii="맑은 고딕" w:hAnsi="맑은 고딕" w:eastAsia="맑은 고딕"/>
+          <w:b/>
+          <w:color w:val="1F2937"/>
+          <w:sz w:val="21"/>
+        </w:rPr>
+        <w:t xml:space="preserve">아티스트 소개: </w:t>
+      </w:r>
+      <w:r>
+        <w:rPr w:rFonts="맑은 고딕">
+          <w:rFonts w:ascii="맑은 고딕" w:hAnsi="맑은 고딕" w:eastAsia="맑은 고딕"/>
+          <w:b w:val="0"/>
+          <w:sz w:val="21"/>
+        </w:rPr>
+        <w:t>글렌 캠벨은 천부적인 기타 비르투오소이자 따스하고 세련된 미성으로 토속적인 컨트리 음악을 우아한 주류 팝의 예술적 반열로 끌어올린 독보적인 선구자입니다. 탁월한 연주 감각과 대중을 매료시키는 편안한 가창으로 팝, 록, 컨트리를 아우르며 20세기 아메리칸 포퓰러 뮤직의 황금기를 이끈 거장입니다.</w:t>
+      </w:r>
+    </w:p>
+    <w:p>
+      <w:pPr>
+        <w:spacing w:line="324" w:lineRule="auto" w:before="200" w:after="80"/>
+      </w:pPr>
+      <w:r>
+        <w:rPr w:rFonts="맑은 고딕">
+          <w:rFonts w:ascii="맑은 고딕" w:hAnsi="맑은 고딕" w:eastAsia="맑은 고딕"/>
+          <w:b/>
+          <w:color w:val="1E3A8A"/>
+          <w:sz w:val="24"/>
+        </w:rPr>
+        <w:t>3. 음반 상세 분석</w:t>
+      </w:r>
+    </w:p>
+    <w:p>
+      <w:pPr>
+        <w:spacing w:line="324" w:lineRule="auto" w:after="80"/>
+      </w:pPr>
+      <w:r>
+        <w:rPr w:rFonts="맑은 고딕">
+          <w:rFonts w:ascii="맑은 고딕" w:hAnsi="맑은 고딕" w:eastAsia="맑은 고딕"/>
+          <w:b w:val="0"/>
+          <w:color w:val="6B7280"/>
+          <w:sz w:val="21"/>
+        </w:rPr>
+        <w:t xml:space="preserve">· </w:t>
+      </w:r>
+      <w:r>
+        <w:rPr w:rFonts="맑은 고딕">
+          <w:rFonts w:ascii="맑은 고딕" w:hAnsi="맑은 고딕" w:eastAsia="맑은 고딕"/>
+          <w:b/>
+          <w:color w:val="1F2937"/>
+          <w:sz w:val="21"/>
+        </w:rPr>
+        <w:t xml:space="preserve">역사적 위치: </w:t>
+      </w:r>
+      <w:r>
+        <w:rPr w:rFonts="맑은 고딕">
+          <w:rFonts w:ascii="맑은 고딕" w:hAnsi="맑은 고딕" w:eastAsia="맑은 고딕"/>
+          <w:b w:val="0"/>
+          <w:sz w:val="21"/>
+        </w:rPr>
+        <w:t>본 작은 단순한 히트곡의 나열을 넘어, 세련된 오케스트레이션과 소박한 어쿠스틱 사운드가 가장 완벽하게 조우했던 1970년대 어덜트 컨템포러리 및 팝-컨트리 크로스오버의 정점을 기록한 정전(Canon)으로 평가받습니다.</w:t>
+      </w:r>
+    </w:p>
+    <w:p>
+      <w:pPr>
+        <w:spacing w:line="324" w:lineRule="auto" w:after="80"/>
+      </w:pPr>
+      <w:r>
+        <w:rPr w:rFonts="맑은 고딕">
+          <w:rFonts w:ascii="맑은 고딕" w:hAnsi="맑은 고딕" w:eastAsia="맑은 고딕"/>
+          <w:b w:val="0"/>
+          <w:color w:val="6B7280"/>
+          <w:sz w:val="21"/>
+        </w:rPr>
+        <w:t xml:space="preserve">· </w:t>
+      </w:r>
+      <w:r>
+        <w:rPr w:rFonts="맑은 고딕">
+          <w:rFonts w:ascii="맑은 고딕" w:hAnsi="맑은 고딕" w:eastAsia="맑은 고딕"/>
+          <w:b/>
+          <w:color w:val="1F2937"/>
+          <w:sz w:val="21"/>
+        </w:rPr>
+        <w:t xml:space="preserve">시대의 흔적(스토리텔링): </w:t>
+      </w:r>
+      <w:r>
+        <w:rPr w:rFonts="맑은 고딕">
+          <w:rFonts w:ascii="맑은 고딕" w:hAnsi="맑은 고딕" w:eastAsia="맑은 고딕"/>
+          <w:b w:val="0"/>
+          <w:sz w:val="21"/>
+        </w:rPr>
+        <w:t>베트남 전쟁의 상흔과 급격한 도시화로 방황하던 1960~70년대 대중에게, 그의 노래는 광활한 대륙의 풍광과 함께 잊혀가던 인간 본연의 고독과 노스탤지어를 환기시켰습니다. 화려한 네온사인 뒤에 가려진 방랑자의 애환과 순박한 사랑의 가치를 대변하며 당대 청춘들의 고단한 마음을 보듬어 준 시대의 다정한 헌사였습니다.</w:t>
+      </w:r>
+    </w:p>
+    <w:p>
+      <w:pPr>
+        <w:spacing w:line="324" w:lineRule="auto" w:before="200" w:after="80"/>
+      </w:pPr>
+      <w:r>
+        <w:rPr w:rFonts="맑은 고딕">
+          <w:rFonts w:ascii="맑은 고딕" w:hAnsi="맑은 고딕" w:eastAsia="맑은 고딕"/>
+          <w:b/>
+          <w:color w:val="1E3A8A"/>
+          <w:sz w:val="24"/>
+        </w:rPr>
+        <w:t>4. 주요 수록곡 및 감상 제언</w:t>
+      </w:r>
+    </w:p>
+    <w:p>
+      <w:pPr>
+        <w:spacing w:line="324" w:lineRule="auto" w:after="80"/>
+      </w:pPr>
+      <w:r>
+        <w:rPr w:rFonts="맑은 고딕">
+          <w:rFonts w:ascii="맑은 고딕" w:hAnsi="맑은 고딕" w:eastAsia="맑은 고딕"/>
+          <w:b w:val="0"/>
+          <w:color w:val="6B7280"/>
+          <w:sz w:val="21"/>
+        </w:rPr>
+        <w:t xml:space="preserve">· </w:t>
+      </w:r>
+      <w:r>
+        <w:rPr w:rFonts="맑은 고딕">
+          <w:rFonts w:ascii="맑은 고딕" w:hAnsi="맑은 고딕" w:eastAsia="맑은 고딕"/>
+          <w:b/>
+          <w:color w:val="1F2937"/>
+          <w:sz w:val="21"/>
+        </w:rPr>
+        <w:t xml:space="preserve">주요 수록곡 특징: </w:t>
+      </w:r>
+      <w:r>
+        <w:rPr w:rFonts="맑은 고딕">
+          <w:rFonts w:ascii="맑은 고딕" w:hAnsi="맑은 고딕" w:eastAsia="맑은 고딕"/>
+          <w:b w:val="0"/>
+          <w:sz w:val="21"/>
+        </w:rPr>
+        <w:t>고독한 전신주 수리공의 내면을 애틋한 현악 오케스트레이션에 실어 보낸 불멸의 명곡 'Wichita Lineman', 담담한 이별의 쓸쓸함을 유려하게 포착한 'By the Time I Get to Phoenix', 그리고 인생의 환희와 야망을 눈부시게 노래한 불후의 클래식 'Rhinestone Cowboy' 등 수록된 스무 곡 전곡이 한 편의 완벽한 서사시를 형성합니다.</w:t>
+      </w:r>
+    </w:p>
+    <w:p>
+      <w:pPr>
+        <w:spacing w:line="324" w:lineRule="auto" w:after="80"/>
+      </w:pPr>
+      <w:r>
+        <w:rPr w:rFonts="맑은 고딕">
+          <w:rFonts w:ascii="맑은 고딕" w:hAnsi="맑은 고딕" w:eastAsia="맑은 고딕"/>
+          <w:b w:val="0"/>
+          <w:color w:val="6B7280"/>
+          <w:sz w:val="21"/>
+        </w:rPr>
+        <w:t xml:space="preserve">· </w:t>
+      </w:r>
+      <w:r>
+        <w:rPr w:rFonts="맑은 고딕">
+          <w:rFonts w:ascii="맑은 고딕" w:hAnsi="맑은 고딕" w:eastAsia="맑은 고딕"/>
+          <w:b/>
+          <w:color w:val="1F2937"/>
+          <w:sz w:val="21"/>
+        </w:rPr>
+        <w:t xml:space="preserve">빈티지 감상 제언: </w:t>
+      </w:r>
+      <w:r>
+        <w:rPr w:rFonts="맑은 고딕">
+          <w:rFonts w:ascii="맑은 고딕" w:hAnsi="맑은 고딕" w:eastAsia="맑은 고딕"/>
+          <w:b w:val="0"/>
+          <w:sz w:val="21"/>
+        </w:rPr>
+        <w:t>진공관 앰프의 온기 어린 질감과 턴테이블의 카트리지가 맞물릴 때, 캠벨 특유의 섬세한 핑거피킹 어쿠스틱 기타 톤과 장엄하게 펼쳐지는 오케스트라의 배음이 극대화됩니다. 아날로그 소리골을 타고 흐르는 풍성한 중저역과 미세한 바이닐 노이즈는 마치 1970년대의 한적한 미국 서부 고속도로를 달리는 듯한 깊은 공간감을 선사합니다.</w:t>
+      </w:r>
+    </w:p>
+    <w:p>
+      <w:pPr>
+        <w:spacing w:line="324" w:lineRule="auto" w:after="80"/>
+      </w:pPr>
+      <w:r>
+        <w:rPr w:rFonts="맑은 고딕">
+          <w:rFonts w:ascii="맑은 고딕" w:hAnsi="맑은 고딕" w:eastAsia="맑은 고딕"/>
+          <w:b w:val="0"/>
+          <w:color w:val="6B7280"/>
+          <w:sz w:val="21"/>
+        </w:rPr>
+        <w:t xml:space="preserve">· </w:t>
+      </w:r>
+      <w:r>
+        <w:rPr w:rFonts="맑은 고딕">
+          <w:rFonts w:ascii="맑은 고딕" w:hAnsi="맑은 고딕" w:eastAsia="맑은 고딕"/>
+          <w:b/>
+          <w:color w:val="1F2937"/>
+          <w:sz w:val="21"/>
+        </w:rPr>
+        <w:t xml:space="preserve">소장 가치: </w:t>
+      </w:r>
+      <w:r>
+        <w:rPr w:rFonts="맑은 고딕">
+          <w:rFonts w:ascii="맑은 고딕" w:hAnsi="맑은 고딕" w:eastAsia="맑은 고딕"/>
+          <w:b w:val="0"/>
+          <w:sz w:val="21"/>
+        </w:rPr>
+        <w:t>글렌 캠벨의 가장 눈부신 전성기 숨결을 20곡이라는 방대한 스케일로 압축 소장할 수 있는 음반으로, 빈티지 팝과 아날로그 사운드를 사랑하는 애호가라면 반드시 턴테이블 곁에 꽂아두어야 할 정통 명반입니다.</w:t>
+      </w:r>
+    </w:p>
+    <w:p>
+      <w:pPr>
+        <w:spacing w:line="324" w:lineRule="auto" w:after="120" w:before="160"/>
+      </w:pPr>
+      <w:r>
+        <w:rPr w:rFonts="맑은 고딕">
+          <w:rFonts w:ascii="맑은 고딕" w:hAnsi="맑은 고딕" w:eastAsia="맑은 고딕"/>
+          <w:b/>
+          <w:color w:val="4338CA"/>
+          <w:sz w:val="21"/>
+        </w:rPr>
+        <w:t>이 음반을 통해 한 시대를 풍미한 거장의 따뜻한 목소리와 바이닐 소리골이 전해주는 감동을 다시 한번 경험해 보시는 것은 어떨까요?</w:t>
       </w:r>
     </w:p>
     <w:sectPr>
       <w:pgSz w:w="12240" w:h="15840"/>
-      <w:pgMar w:top="1440" w:right="1440" w:bottom="1440" w:left="1440" w:header="720" w:footer="720" w:gutter="0"/>
+      <w:pgMar w:top="1152" w:right="1296" w:bottom="1152" w:left="1296" w:header="720" w:footer="720" w:gutter="0"/>
       <w:cols w:space="720"/>
       <w:docGrid w:linePitch="360"/>
     </w:sectPr>

--- a/word_reports/LP_0160_위치_304_Glen Campbell_Twenty Gold.docx
+++ b/word_reports/LP_0160_위치_304_Glen Campbell_Twenty Gold.docx
@@ -32,7 +32,7 @@
     </w:p>
     <w:p>
       <w:pPr>
-        <w:spacing w:line="324" w:lineRule="auto" w:before="80" w:after="160"/>
+        <w:spacing w:line="324" w:lineRule="auto" w:before="80" w:after="120"/>
       </w:pPr>
       <w:r>
         <w:rPr w:rFonts="맑은 고딕">
@@ -42,13 +42,6 @@
           <w:sz w:val="22"/>
         </w:rPr>
         <w:t xml:space="preserve">[음반 소개] </w:t>
-      </w:r>
-      <w:r>
-        <w:rPr w:rFonts="맑은 고딕">
-          <w:rFonts w:ascii="맑은 고딕" w:hAnsi="맑은 고딕" w:eastAsia="맑은 고딕"/>
-          <w:b w:val="0"/>
-          <w:sz w:val="21"/>
-        </w:rPr>
       </w:r>
     </w:p>
     <w:p>
@@ -61,7 +54,33 @@
           <w:b w:val="0"/>
           <w:sz w:val="21"/>
         </w:rPr>
-        <w:t>글렌 캠벨의 찬란했던 음악 여정을 한 장의 바이닐에 오롯이 담아낸 이 앨범은, 컨트리와 팝의 경계를 허물며 20세기 대중음악사에 굵직한 궤적을 남긴 위대한 마스터피스입니다. 전설적인 세션 밴드 '더 레킹 크루(The Wrecking Crew)' 출신다운 정교하고 유려한 기타 터치와 티 없이 맑고 기품 넘치는 벨벳 보이스는 듣는 이의 마음 깊은 곳을 서정으로 물들입니다. 작곡가 지미 웹(Jimmy Webb)과의 운명적인 호흡을 통해 빚어낸 웅장하면서도 쓸쓸한 멜로디는 세월이 흘러도 변치 않는 클래식의 품격을 증명합니다. 아날로그 그루브 속에서 아련하게 피어오르는 그의 목소리는 시대를 초월하여 오늘날의 메마른 감성을 따스하게 위로해 줍니다.</w:t>
+        <w:t>1960년대 후반부터 1970년대에 이르는 미국 대중음악의 풍경 속에서, 글렌 캠벨(Glen Campbell)이라는 이름은 장르의 경계를 넘어 보편적인 정서적 울림을 길어 올린 가장 순수한 목소리의 대명사였습니다. 전설적인 스튜디오 세션 군단 ‘더 레킹 크루(The Wrecking Crew)’의 탁월한 기타리스트로서 음악적 내공을 다진 그는, 악기와 목소리가 온전히 하나로 조화되는 보기 드문 예술적 경지를 개척했습니다. 이 음반 [Twenty Golden Greats]는 컨트리 음악의 소박한 향토성과 세련된 팝 오케스트레이션의 이상적인 융합을 이뤄내며 당대 팝 음악계의 정점에 섰던 글렌 캠벨의 가장 눈부신 황금기를 집대성한 명반입니다.</w:t>
+      </w:r>
+    </w:p>
+    <w:p>
+      <w:pPr>
+        <w:spacing w:line="324" w:lineRule="auto" w:after="120"/>
+      </w:pPr>
+      <w:r>
+        <w:rPr w:rFonts="맑은 고딕">
+          <w:rFonts w:ascii="맑은 고딕" w:hAnsi="맑은 고딕" w:eastAsia="맑은 고딕"/>
+          <w:b w:val="0"/>
+          <w:sz w:val="21"/>
+        </w:rPr>
+        <w:t>이 컴필레이션 음반의 진정한 가치는 단순한 히트곡의 나열을 넘어, 천재 작곡가 지미 웹(Jimmy Webb)과의 운명적인 조우를 통해 피워 올린 지극히 문학적이고 서정적인 세계관에 있습니다. 캠벨의 목소리는 광활한 고속도로와 외딴 전봇대 위, 혹은 석양빛이 내려앉는 텍사스의 항구 도시 속에서 고독과 방랑, 사랑과 이별을 겪어내는 소시민들의 내면을 따스하고 고결하게 어루만집니다. 낭만적 이상을 노래하면서도 결코 현실의 고단함을 외면하지 않는 그의 창법은 절제된 담백함 속에 깊은 페이소스를 내포하고 있어, 시대를 초월하여 듣는 이의 마음을 무장해제시키는 힘을 지니고 있습니다.</w:t>
+      </w:r>
+    </w:p>
+    <w:p>
+      <w:pPr>
+        <w:spacing w:line="324" w:lineRule="auto" w:after="120"/>
+      </w:pPr>
+      <w:r>
+        <w:rPr w:rFonts="맑은 고딕">
+          <w:rFonts w:ascii="맑은 고딕" w:hAnsi="맑은 고딕" w:eastAsia="맑은 고딕"/>
+          <w:b w:val="0"/>
+          <w:sz w:val="21"/>
+        </w:rPr>
+        <w:t>1976년 발매 당시 영미권을 비롯한 전 세계 음악 시장을 석권한 이 앨범은, 컨트리라는 울타리를 훌쩍 뛰어넘어 전 세계 리스너들에게 ‘어메리칸 팝 스탠더드’의 새로운 기준을 제시한 불멸의 기록입니다. 화려한 전자음이 범람하기 이전, 장인 정신이 깃든 어쿠스틱 사운드와 유려한 현악 앙상블, 그리고 진솔한 감정이 실린 보컬이 빚어내는 풍경화는 세월이 흐를수록 그 울림의 깊이를 더해갑니다. 낡은 턴테이블의 바늘 끝을 타고 흐르는 캠벨의 맑고 우아한 바리톤은, 지친 일상을 살아가는 현대인들에게 잃어버린 서정의 원풍경을 다시금 생생하게 소환해 내는 마법을 선사합니다.</w:t>
       </w:r>
     </w:p>
     <w:p>
@@ -168,7 +187,7 @@
           <w:b w:val="0"/>
           <w:sz w:val="21"/>
         </w:rPr>
-        <w:t>1976년 세계적인 음반사 캐피톨 레코드(Capitol Records)와 EMI를 통해 발매된 베스트 앨범으로, 1960년대 후반부터 1970년대 중반까지 글렌 캠벨이 남긴 눈부신 음악적 황금기의 대표 명곡들을 집대성하여 선보인 역사적인 명반입니다.</w:t>
+        <w:t>1976년 캐피톨(Capitol Records/EMI)을 통해 발매되었으며, 글렌 캠벨의 1960~70년대 최고 전성기 대표작 스무 곡을 엄선하여 아날로그 마스터의 품격으로 엮어낸 기념비적 앤솔러지 음반입니다.</w:t>
       </w:r>
     </w:p>
     <w:p>
@@ -199,7 +218,7 @@
           <w:b w:val="0"/>
           <w:sz w:val="21"/>
         </w:rPr>
-        <w:t>발매와 동시에 폭발적인 사랑을 받으며 영국 앨범 차트(UK Albums Chart) 1위에 올라 무려 6주간 정상을 지켰으며, 30만 장 이상의 판매고로 플래티넘 인증을 획득하는 등 유럽과 영연방 전역에서 기록적인 상업적 성공을 거두었습니다.</w:t>
+        <w:t>발매 직후 영국 앨범 차트(UK Albums Chart) 1위에 올라 무려 6주간 정상을 지켰으며, 100만 장 이상의 판매고를 올려 플래티넘 인증을 획득하는 등 전 세계적인 상업적 대성공을 거두었습니다.</w:t>
       </w:r>
     </w:p>
     <w:p>
@@ -230,7 +249,7 @@
           <w:b w:val="0"/>
           <w:sz w:val="21"/>
         </w:rPr>
-        <w:t>수록곡들을 바탕으로 글렌 캠벨은 생애 통산 10회의 그래미 어워드(Grammy Awards)를 수상 및 노미네이트되었으며, 훗날 컨트리 음악 명예의 전당(Country Music Hall of Fame) 헌액과 그래미 평생공로상 수상으로 이어지는 드높은 음악적 권위를 이 앨범을 통해 확인할 수 있습니다.</w:t>
+        <w:t>그래미 어워드 통산 수차례 수상(1967년 그래미 역사상 최초로 팝과 컨트리 부문 동시 석권), 컨트리 음악 명예의 전당(Country Music Hall of Fame) 헌액, 그래미 평생공로상 수상 등으로 공인된 거장의 음악적 유산입니다.</w:t>
       </w:r>
     </w:p>
     <w:p>
@@ -337,7 +356,7 @@
           <w:b w:val="0"/>
           <w:sz w:val="21"/>
         </w:rPr>
-        <w:t>솔로 (전설적인 스튜디오 세션 그룹 'The Wrecking Crew' 멤버 및 'The Beach Boys' 투어 멤버로도 활약)</w:t>
+        <w:t>솔로 (전설적인 명세션 밴드 'The Wrecking Crew' 핵심 멤버 및 'The Beach Boys' 투어/녹음 멤버 역임)</w:t>
       </w:r>
     </w:p>
     <w:p>
@@ -368,7 +387,7 @@
           <w:b w:val="0"/>
           <w:sz w:val="21"/>
         </w:rPr>
-        <w:t>글렌 캠벨은 천부적인 기타 비르투오소이자 따스하고 세련된 미성으로 토속적인 컨트리 음악을 우아한 주류 팝의 예술적 반열로 끌어올린 독보적인 선구자입니다. 탁월한 연주 감각과 대중을 매료시키는 편안한 가창으로 팝, 록, 컨트리를 아우르며 20세기 아메리칸 포퓰러 뮤직의 황금기를 이끈 거장입니다.</w:t>
+        <w:t>글렌 캠벨은 정교하고 유려한 핑거스타일 어쿠스틱 기타 연주와 티 없이 맑고 호소력 짙은 음색으로 팝과 컨트리의 경계를 허문 거장입니다. 대중음악사에 가장 우아한 크로스오버의 형식을 제시하며 세련된 '내슈빌 사운드'와 '웨스트 코스트 팝'을 융합한 독보적 위치를 점하고 있습니다.</w:t>
       </w:r>
     </w:p>
     <w:p>
@@ -413,7 +432,7 @@
           <w:b w:val="0"/>
           <w:sz w:val="21"/>
         </w:rPr>
-        <w:t>본 작은 단순한 히트곡의 나열을 넘어, 세련된 오케스트레이션과 소박한 어쿠스틱 사운드가 가장 완벽하게 조우했던 1970년대 어덜트 컨템포러리 및 팝-컨트리 크로스오버의 정점을 기록한 정전(Canon)으로 평가받습니다.</w:t>
+        <w:t>컨트리 음악의 보편화를 이끈 '컨트리-팝 크로스오버'의 가장 완성도 높은 모범이자 교과서적 음반입니다. 상업적 팝 앨범의 외형 속에 정통 아메리카나 음악의 뼈대와 문학성 높은 노랫말을 고스란히 담아내어, 대중음악의 품격을 한 단계 끌어올린 역사적 의의를 지닙니다.</w:t>
       </w:r>
     </w:p>
     <w:p>
@@ -444,7 +463,7 @@
           <w:b w:val="0"/>
           <w:sz w:val="21"/>
         </w:rPr>
-        <w:t>베트남 전쟁의 상흔과 급격한 도시화로 방황하던 1960~70년대 대중에게, 그의 노래는 광활한 대륙의 풍광과 함께 잊혀가던 인간 본연의 고독과 노스탤지어를 환기시켰습니다. 화려한 네온사인 뒤에 가려진 방랑자의 애환과 순박한 사랑의 가치를 대변하며 당대 청춘들의 고단한 마음을 보듬어 준 시대의 다정한 헌사였습니다.</w:t>
+        <w:t>1960년대 후반 베트남 전쟁과 사회적 혼란, 급격한 도시화 속에서 길을 잃었던 청춘들에게 광활한 대지의 정서와 인간 본연의 따스함을 전해주었습니다. 화려한 도시 이면에 자리한 소외와 향수를 담아낸 곡들은 당대 대중에게 깊은 치유와 정서적 안식처가 되어주었습니다.</w:t>
       </w:r>
     </w:p>
     <w:p>
@@ -489,7 +508,7 @@
           <w:b w:val="0"/>
           <w:sz w:val="21"/>
         </w:rPr>
-        <w:t>고독한 전신주 수리공의 내면을 애틋한 현악 오케스트레이션에 실어 보낸 불멸의 명곡 'Wichita Lineman', 담담한 이별의 쓸쓸함을 유려하게 포착한 'By the Time I Get to Phoenix', 그리고 인생의 환희와 야망을 눈부시게 노래한 불후의 클래식 'Rhinestone Cowboy' 등 수록된 스무 곡 전곡이 한 편의 완벽한 서사시를 형성합니다.</w:t>
+        <w:t>지미 웹과의 위대한 유산인 "Wichita Lineman"은 몽환적인 현악과 고독한 베이스 라인이 빛을 발하며, "By the Time I Get to Phoenix"와 "Galveston"은 서정적 서사의 절정을 들려줍니다. 또한 캠벨의 대표적 시그니처 넘버인 "Rhinestone Cowboy"와 경쾌한 리듬감이 돋보이는 "Southern Nights"는 희망과 낭만의 정서를 찬란하게 터뜨립니다.</w:t>
       </w:r>
     </w:p>
     <w:p>
@@ -520,7 +539,7 @@
           <w:b w:val="0"/>
           <w:sz w:val="21"/>
         </w:rPr>
-        <w:t>진공관 앰프의 온기 어린 질감과 턴테이블의 카트리지가 맞물릴 때, 캠벨 특유의 섬세한 핑거피킹 어쿠스틱 기타 톤과 장엄하게 펼쳐지는 오케스트라의 배음이 극대화됩니다. 아날로그 소리골을 타고 흐르는 풍성한 중저역과 미세한 바이닐 노이즈는 마치 1970년대의 한적한 미국 서부 고속도로를 달리는 듯한 깊은 공간감을 선사합니다.</w:t>
+        <w:t>풍성한 오케스트레이션과 글렌 캠벨의 섬세한 12현 기타 터치가 돋보이므로, 진공관 앰프의 온화한 배음과 중음역대가 충실한 빈티지 턴테이블 시스템으로 감상할 때 그 진가가 드러납니다. 아날로그 그루브 속에서 피어오르는 보컬의 결은 디지털 음원이 흉내 낼 수 없는 따뜻한 공간감을 선사합니다.</w:t>
       </w:r>
     </w:p>
     <w:p>
@@ -551,7 +570,7 @@
           <w:b w:val="0"/>
           <w:sz w:val="21"/>
         </w:rPr>
-        <w:t>글렌 캠벨의 가장 눈부신 전성기 숨결을 20곡이라는 방대한 스케일로 압축 소장할 수 있는 음반으로, 빈티지 팝과 아날로그 사운드를 사랑하는 애호가라면 반드시 턴테이블 곁에 꽂아두어야 할 정통 명반입니다.</w:t>
+        <w:t>글렌 캠벨의 긴 디스코그래피 중에서도 가장 순도 높은 명곡들만을 수록하여, 단 한 장의 바이닐로 그의 예술 세계 전반을 조망할 수 있는 아날로그 컬렉터들의 필청 아이템입니다.</w:t>
       </w:r>
     </w:p>
     <w:p>
@@ -565,7 +584,7 @@
           <w:color w:val="4338CA"/>
           <w:sz w:val="21"/>
         </w:rPr>
-        <w:t>이 음반을 통해 한 시대를 풍미한 거장의 따뜻한 목소리와 바이닐 소리골이 전해주는 감동을 다시 한번 경험해 보시는 것은 어떨까요?</w:t>
+        <w:t>이 음반을 통해 광활한 미국 서부의 지평선 위로 펼쳐지는 낭만과 글렌 캠벨의 따스한 목소리가 전해주는 감동을 다시 한번 경험해 보시는 것은 어떨까요?</w:t>
       </w:r>
     </w:p>
     <w:sectPr>
